--- a/Philip Milne - CV.docx
+++ b/Philip Milne - CV.docx
@@ -2,7 +2,7 @@
 <file path=word/document.xml><?xml version="1.0" encoding="utf-8"?>
 <w:document xmlns:wpc="http://schemas.microsoft.com/office/word/2010/wordprocessingCanvas" xmlns:cx="http://schemas.microsoft.com/office/drawing/2014/chartex" xmlns:cx1="http://schemas.microsoft.com/office/drawing/2015/9/8/chartex" xmlns:cx2="http://schemas.microsoft.com/office/drawing/2015/10/21/chartex" xmlns:cx3="http://schemas.microsoft.com/office/drawing/2016/5/9/chartex" xmlns:cx4="http://schemas.microsoft.com/office/drawing/2016/5/10/chartex" xmlns:cx5="http://schemas.microsoft.com/office/drawing/2016/5/11/chartex" xmlns:cx6="http://schemas.microsoft.com/office/drawing/2016/5/12/chartex" xmlns:cx7="http://schemas.microsoft.com/office/drawing/2016/5/13/chartex" xmlns:cx8="http://schemas.microsoft.com/office/drawing/2016/5/14/chartex" xmlns:mc="http://schemas.openxmlformats.org/markup-compatibility/2006" xmlns:aink="http://schemas.microsoft.com/office/drawing/2016/ink" xmlns:am3d="http://schemas.microsoft.com/office/drawing/2017/model3d" xmlns:o="urn:schemas-microsoft-com:office:office" xmlns:oel="http://schemas.microsoft.com/office/2019/extlst" xmlns:r="http://schemas.openxmlformats.org/officeDocument/2006/relationships" xmlns:m="http://schemas.openxmlformats.org/officeDocument/2006/math" xmlns:v="urn:schemas-microsoft-com:vml" xmlns:wp14="http://schemas.microsoft.com/office/word/2010/wordprocessingDrawing" xmlns:wp="http://schemas.openxmlformats.org/drawingml/2006/wordprocessingDrawing" xmlns:w10="urn:schemas-microsoft-com:office:word" xmlns:w="http://schemas.openxmlformats.org/wordprocessingml/2006/main" xmlns:w14="http://schemas.microsoft.com/office/word/2010/wordml" xmlns:w15="http://schemas.microsoft.com/office/word/2012/wordml" xmlns:w16cex="http://schemas.microsoft.com/office/word/2018/wordml/cex" xmlns:w16cid="http://schemas.microsoft.com/office/word/2016/wordml/cid" xmlns:w16="http://schemas.microsoft.com/office/word/2018/wordml" xmlns:w16du="http://schemas.microsoft.com/office/word/2023/wordml/word16du" xmlns:w16sdtdh="http://schemas.microsoft.com/office/word/2020/wordml/sdtdatahash" xmlns:w16se="http://schemas.microsoft.com/office/word/2015/wordml/symex" xmlns:wpg="http://schemas.microsoft.com/office/word/2010/wordprocessingGroup" xmlns:wpi="http://schemas.microsoft.com/office/word/2010/wordprocessingInk" xmlns:wne="http://schemas.microsoft.com/office/word/2006/wordml" xmlns:wps="http://schemas.microsoft.com/office/word/2010/wordprocessingShape" mc:Ignorable="w14 w15 w16se w16cid w16 w16cex w16sdtdh w16du wp14">
   <w:body>
-    <w:p w14:noSpellErr="1">
+    <w:p>
       <w:pPr>
         <w:ind w:left="2160" w:firstLine="720"/>
         <w:jc w:val="both"/>
@@ -40,7 +40,8 @@
         </w:rPr>
         <w:t xml:space="preserve">7 </w:t>
       </w:r>
-      <w:bookmarkStart w:name="_Int_EpAjKCc5" w:id="531731434"/>
+      <w:bookmarkStart w:name="_Int_EpAjKCc5" w:id="0"/>
+      <w:proofErr w:type="spellStart"/>
       <w:r>
         <w:rPr>
           <w:rFonts w:ascii="Arial" w:hAnsi="Arial" w:eastAsia="Arial" w:cs="Arial"/>
@@ -49,7 +50,8 @@
         </w:rPr>
         <w:t>Beswicks</w:t>
       </w:r>
-      <w:bookmarkEnd w:id="531731434"/>
+      <w:bookmarkEnd w:id="0"/>
+      <w:proofErr w:type="spellEnd"/>
       <w:r>
         <w:rPr>
           <w:rFonts w:ascii="Arial" w:hAnsi="Arial" w:eastAsia="Arial" w:cs="Arial"/>
@@ -61,11 +63,10 @@
     </w:p>
     <w:p>
       <w:pPr>
-        <w:ind w:left="1440" w:firstLine="0"/>
+        <w:ind w:left="1440"/>
         <w:jc w:val="both"/>
         <w:rPr>
           <w:rFonts w:ascii="Arial" w:hAnsi="Arial" w:eastAsia="Arial" w:cs="Arial"/>
-          <w:color w:val="auto"/>
           <w:sz w:val="19"/>
           <w:szCs w:val="19"/>
         </w:rPr>
@@ -73,7 +74,6 @@
       <w:r>
         <w:rPr>
           <w:rFonts w:ascii="Arial" w:hAnsi="Arial" w:eastAsia="Arial" w:cs="Arial"/>
-          <w:color w:val="auto"/>
           <w:sz w:val="19"/>
           <w:szCs w:val="19"/>
         </w:rPr>
@@ -82,7 +82,6 @@
     </w:p>
     <w:p>
       <w:pPr>
-        <w:ind w:left="0" w:firstLine="0"/>
         <w:jc w:val="both"/>
         <w:rPr>
           <w:rFonts w:ascii="Aptos Display" w:hAnsi="Aptos Display" w:eastAsia="Aptos Display" w:cs="Aptos Display"/>
@@ -103,10 +102,8 @@
     </w:p>
     <w:p>
       <w:pPr>
-        <w:pStyle w:val="Normal"/>
         <w:rPr>
           <w:rFonts w:ascii="Arial" w:hAnsi="Arial" w:eastAsia="Arial" w:cs="Arial"/>
-          <w:color w:val="auto"/>
           <w:sz w:val="19"/>
           <w:szCs w:val="19"/>
         </w:rPr>
@@ -118,27 +115,10 @@
           <w:sz w:val="19"/>
           <w:szCs w:val="19"/>
         </w:rPr>
-        <w:t xml:space="preserve">I am dedicated and reliable known for consistently meeting deadlines and exceeding expectations. My proactive approach and attention to detail ensure high-quality results in all tasks. I thrive in dynamic environments, </w:t>
+        <w:t xml:space="preserve">I am dedicated and reliable known for consistently meeting deadlines and exceeding expectations. My proactive approach and attention to detail ensure high-quality results in all tasks. I thrive in dynamic environments, maintaining composure and effectiveness under pressure. I enjoy learning new things and will always try my hardest to understand and ensure that I ask questions about areas that I feel less confident in. I have gathered a large amount of experience in technology through my use of computers at home. My interest in IT started with playing games on a laptop which turned into building my own Desktop PC then finding Linux and began learning about emulation and virtualisation, which progressed to learning about automation </w:t>
       </w:r>
-      <w:r>
-        <w:rPr>
-          <w:rFonts w:ascii="Arial" w:hAnsi="Arial" w:eastAsia="Arial" w:cs="Arial"/>
-          <w:color w:val="156082"/>
-          <w:sz w:val="19"/>
-          <w:szCs w:val="19"/>
-        </w:rPr>
-        <w:t>maintaining</w:t>
-      </w:r>
-      <w:r>
-        <w:rPr>
-          <w:rFonts w:ascii="Arial" w:hAnsi="Arial" w:eastAsia="Arial" w:cs="Arial"/>
-          <w:color w:val="156082"/>
-          <w:sz w:val="19"/>
-          <w:szCs w:val="19"/>
-        </w:rPr>
-        <w:t xml:space="preserve"> composure and effectiveness under pressure. I enjoy learning new things and will always try my hardest to understand and ensure that I ask questions about areas that I feel less confident in. I have gathered a large amount of experience in technology through my use of computers at home. My interest in IT started with playing games on a laptop which turned into building my own Desktop PC then finding Linux and began learning about emulation and virtualisation, which progressed to learning about automation </w:t>
-      </w:r>
-      <w:bookmarkStart w:name="_Int_gekucAXr" w:id="1573768555"/>
+      <w:bookmarkStart w:name="_Int_gekucAXr" w:id="1"/>
+      <w:proofErr w:type="gramStart"/>
       <w:r>
         <w:rPr>
           <w:rFonts w:ascii="Arial" w:hAnsi="Arial" w:eastAsia="Arial" w:cs="Arial"/>
@@ -148,7 +128,8 @@
         </w:rPr>
         <w:t>through the use of</w:t>
       </w:r>
-      <w:bookmarkEnd w:id="1573768555"/>
+      <w:bookmarkEnd w:id="1"/>
+      <w:proofErr w:type="gramEnd"/>
       <w:r>
         <w:rPr>
           <w:rFonts w:ascii="Arial" w:hAnsi="Arial" w:eastAsia="Arial" w:cs="Arial"/>
@@ -156,7 +137,70 @@
           <w:sz w:val="19"/>
           <w:szCs w:val="19"/>
         </w:rPr>
-        <w:t xml:space="preserve"> bash scripting. Linux has also taught me a great deal about the security of operating systems, particularly when viewing logs and patching vulnerabilities.</w:t>
+        <w:t xml:space="preserve"> bash scripting. Linux</w:t>
+      </w:r>
+      <w:r>
+        <w:rPr>
+          <w:rFonts w:ascii="Arial" w:hAnsi="Arial" w:eastAsia="Arial" w:cs="Arial"/>
+          <w:color w:val="156082"/>
+          <w:sz w:val="19"/>
+          <w:szCs w:val="19"/>
+        </w:rPr>
+        <w:t xml:space="preserve"> and Windows</w:t>
+      </w:r>
+      <w:r>
+        <w:rPr>
+          <w:rFonts w:ascii="Arial" w:hAnsi="Arial" w:eastAsia="Arial" w:cs="Arial"/>
+          <w:color w:val="156082"/>
+          <w:sz w:val="19"/>
+          <w:szCs w:val="19"/>
+        </w:rPr>
+        <w:t xml:space="preserve"> ha</w:t>
+      </w:r>
+      <w:r>
+        <w:rPr>
+          <w:rFonts w:ascii="Arial" w:hAnsi="Arial" w:eastAsia="Arial" w:cs="Arial"/>
+          <w:color w:val="156082"/>
+          <w:sz w:val="19"/>
+          <w:szCs w:val="19"/>
+        </w:rPr>
+        <w:t>ve</w:t>
+      </w:r>
+      <w:r>
+        <w:rPr>
+          <w:rFonts w:ascii="Arial" w:hAnsi="Arial" w:eastAsia="Arial" w:cs="Arial"/>
+          <w:color w:val="156082"/>
+          <w:sz w:val="19"/>
+          <w:szCs w:val="19"/>
+        </w:rPr>
+        <w:t xml:space="preserve"> also taught me a great deal about the </w:t>
+      </w:r>
+      <w:r>
+        <w:rPr>
+          <w:rFonts w:ascii="Arial" w:hAnsi="Arial" w:eastAsia="Arial" w:cs="Arial"/>
+          <w:color w:val="156082"/>
+          <w:sz w:val="19"/>
+          <w:szCs w:val="19"/>
+        </w:rPr>
+        <w:t>intricacies</w:t>
+      </w:r>
+      <w:r>
+        <w:rPr>
+          <w:rFonts w:ascii="Arial" w:hAnsi="Arial" w:eastAsia="Arial" w:cs="Arial"/>
+          <w:color w:val="156082"/>
+          <w:sz w:val="19"/>
+          <w:szCs w:val="19"/>
+        </w:rPr>
+        <w:t xml:space="preserve"> of operating systems, particularly when viewing logs </w:t>
+      </w:r>
+      <w:r>
+        <w:rPr>
+          <w:rFonts w:ascii="Arial" w:hAnsi="Arial" w:eastAsia="Arial" w:cs="Arial"/>
+          <w:color w:val="156082"/>
+          <w:sz w:val="19"/>
+          <w:szCs w:val="19"/>
+        </w:rPr>
+        <w:t>and looking into complex problems.</w:t>
       </w:r>
       <w:r>
         <w:br/>
@@ -191,7 +235,6 @@
       <w:r>
         <w:rPr>
           <w:rFonts w:ascii="Arial" w:hAnsi="Arial" w:eastAsia="Arial" w:cs="Arial"/>
-          <w:color w:val="auto"/>
           <w:sz w:val="19"/>
           <w:szCs w:val="19"/>
         </w:rPr>
@@ -221,50 +264,59 @@
       <w:r>
         <w:rPr>
           <w:rFonts w:ascii="Arial" w:hAnsi="Arial" w:eastAsia="Arial" w:cs="Arial"/>
-          <w:color w:val="auto"/>
           <w:sz w:val="19"/>
           <w:szCs w:val="19"/>
         </w:rPr>
         <w:t xml:space="preserve"> VMWare (vSphere, </w:t>
       </w:r>
+      <w:proofErr w:type="spellStart"/>
       <w:r>
         <w:rPr>
           <w:rFonts w:ascii="Arial" w:hAnsi="Arial" w:eastAsia="Arial" w:cs="Arial"/>
-          <w:color w:val="auto"/>
           <w:sz w:val="19"/>
           <w:szCs w:val="19"/>
         </w:rPr>
         <w:t>ESXi</w:t>
       </w:r>
+      <w:proofErr w:type="spellEnd"/>
       <w:r>
         <w:rPr>
           <w:rFonts w:ascii="Arial" w:hAnsi="Arial" w:eastAsia="Arial" w:cs="Arial"/>
-          <w:color w:val="auto"/>
           <w:sz w:val="19"/>
           <w:szCs w:val="19"/>
         </w:rPr>
         <w:t xml:space="preserve">), </w:t>
       </w:r>
-      <w:bookmarkStart w:name="_Int_7Mq7wVnO" w:id="1587919153"/>
+      <w:bookmarkStart w:name="_Int_7Mq7wVnO" w:id="2"/>
+      <w:proofErr w:type="spellStart"/>
       <w:r>
         <w:rPr>
           <w:rFonts w:ascii="Arial" w:hAnsi="Arial" w:eastAsia="Arial" w:cs="Arial"/>
-          <w:color w:val="auto"/>
           <w:sz w:val="19"/>
           <w:szCs w:val="19"/>
         </w:rPr>
         <w:t>Proxmox</w:t>
       </w:r>
-      <w:bookmarkEnd w:id="1587919153"/>
+      <w:bookmarkEnd w:id="2"/>
+      <w:proofErr w:type="spellEnd"/>
       <w:r>
         <w:rPr>
           <w:rFonts w:ascii="Arial" w:hAnsi="Arial" w:eastAsia="Arial" w:cs="Arial"/>
-          <w:color w:val="auto"/>
           <w:sz w:val="19"/>
           <w:szCs w:val="19"/>
         </w:rPr>
-        <w:t>, Hyper-V, Oracle Virtualbox</w:t>
+        <w:t xml:space="preserve">, Hyper-V, Oracle </w:t>
       </w:r>
+      <w:proofErr w:type="spellStart"/>
+      <w:r>
+        <w:rPr>
+          <w:rFonts w:ascii="Arial" w:hAnsi="Arial" w:eastAsia="Arial" w:cs="Arial"/>
+          <w:sz w:val="19"/>
+          <w:szCs w:val="19"/>
+        </w:rPr>
+        <w:t>Virtualbox</w:t>
+      </w:r>
+      <w:proofErr w:type="spellEnd"/>
       <w:r>
         <w:br/>
       </w:r>
@@ -286,69 +338,136 @@
       <w:r>
         <w:rPr>
           <w:rFonts w:ascii="Arial" w:hAnsi="Arial" w:eastAsia="Arial" w:cs="Arial"/>
-          <w:color w:val="auto"/>
           <w:sz w:val="19"/>
           <w:szCs w:val="19"/>
         </w:rPr>
-        <w:t xml:space="preserve">      SIEM, Helpdesk Ticketing Systems (</w:t>
+        <w:t xml:space="preserve">      Helpdesk Ticketing Systems (</w:t>
       </w:r>
-      <w:bookmarkStart w:name="_Int_ex9qxS5G" w:id="830300933"/>
+      <w:bookmarkStart w:name="_Int_ex9qxS5G" w:id="3"/>
+      <w:proofErr w:type="spellStart"/>
       <w:r>
         <w:rPr>
           <w:rFonts w:ascii="Arial" w:hAnsi="Arial" w:eastAsia="Arial" w:cs="Arial"/>
-          <w:color w:val="auto"/>
           <w:sz w:val="19"/>
           <w:szCs w:val="19"/>
         </w:rPr>
         <w:t>TechDB</w:t>
       </w:r>
-      <w:bookmarkEnd w:id="830300933"/>
+      <w:bookmarkEnd w:id="3"/>
+      <w:proofErr w:type="spellEnd"/>
       <w:r>
         <w:rPr>
           <w:rFonts w:ascii="Arial" w:hAnsi="Arial" w:eastAsia="Arial" w:cs="Arial"/>
-          <w:color w:val="auto"/>
           <w:sz w:val="19"/>
           <w:szCs w:val="19"/>
         </w:rPr>
         <w:t xml:space="preserve">, Dynamics 365), Commvault, </w:t>
       </w:r>
-      <w:bookmarkStart w:name="_Int_V7QmQ7AT" w:id="775600777"/>
+      <w:bookmarkStart w:name="_Int_V7QmQ7AT" w:id="4"/>
+      <w:proofErr w:type="spellStart"/>
       <w:r>
         <w:rPr>
           <w:rFonts w:ascii="Arial" w:hAnsi="Arial" w:eastAsia="Arial" w:cs="Arial"/>
-          <w:color w:val="auto"/>
           <w:sz w:val="19"/>
           <w:szCs w:val="19"/>
         </w:rPr>
         <w:t>Bacula</w:t>
       </w:r>
-      <w:bookmarkEnd w:id="775600777"/>
+      <w:bookmarkEnd w:id="4"/>
+      <w:proofErr w:type="spellEnd"/>
       <w:r>
         <w:rPr>
           <w:rFonts w:ascii="Arial" w:hAnsi="Arial" w:eastAsia="Arial" w:cs="Arial"/>
-          <w:color w:val="auto"/>
           <w:sz w:val="19"/>
           <w:szCs w:val="19"/>
         </w:rPr>
         <w:t xml:space="preserve">, Office 365, Cloudflare (Domains, DNS), </w:t>
       </w:r>
+      <w:proofErr w:type="spellStart"/>
       <w:r>
         <w:rPr>
           <w:rFonts w:ascii="Arial" w:hAnsi="Arial" w:eastAsia="Arial" w:cs="Arial"/>
-          <w:color w:val="auto"/>
           <w:sz w:val="19"/>
           <w:szCs w:val="19"/>
         </w:rPr>
         <w:t>MxToolbox</w:t>
       </w:r>
+      <w:proofErr w:type="spellEnd"/>
       <w:r>
         <w:rPr>
           <w:rFonts w:ascii="Arial" w:hAnsi="Arial" w:eastAsia="Arial" w:cs="Arial"/>
-          <w:color w:val="auto"/>
           <w:sz w:val="19"/>
           <w:szCs w:val="19"/>
         </w:rPr>
-        <w:t>, Grafana, Proton (Mail, Drive, Pass, VPN), Apache, Nginx, MySQL, PHP-FPM, cPanel, Plesk, Bash / Batch.</w:t>
+        <w:t xml:space="preserve">, Grafana, Proton (Mail, Drive, Pass, VPN), </w:t>
+      </w:r>
+      <w:r>
+        <w:rPr>
+          <w:rFonts w:ascii="Arial" w:hAnsi="Arial" w:eastAsia="Arial" w:cs="Arial"/>
+          <w:sz w:val="19"/>
+          <w:szCs w:val="19"/>
+        </w:rPr>
+        <w:t>LAMP (Linux, Apache, MySQL PHP-FPM)</w:t>
+      </w:r>
+      <w:r>
+        <w:rPr>
+          <w:rFonts w:ascii="Arial" w:hAnsi="Arial" w:eastAsia="Arial" w:cs="Arial"/>
+          <w:sz w:val="19"/>
+          <w:szCs w:val="19"/>
+        </w:rPr>
+        <w:t>, Nginx, cPanel, Plesk, Bash / Batch</w:t>
+      </w:r>
+      <w:r>
+        <w:rPr>
+          <w:rFonts w:ascii="Arial" w:hAnsi="Arial" w:eastAsia="Arial" w:cs="Arial"/>
+          <w:sz w:val="19"/>
+          <w:szCs w:val="19"/>
+        </w:rPr>
+        <w:t>,</w:t>
+      </w:r>
+      <w:r>
+        <w:rPr>
+          <w:rFonts w:ascii="Arial" w:hAnsi="Arial" w:eastAsia="Arial" w:cs="Arial"/>
+          <w:sz w:val="19"/>
+          <w:szCs w:val="19"/>
+        </w:rPr>
+        <w:t xml:space="preserve"> </w:t>
+      </w:r>
+      <w:proofErr w:type="spellStart"/>
+      <w:r>
+        <w:rPr>
+          <w:rFonts w:ascii="Arial" w:hAnsi="Arial" w:eastAsia="Arial" w:cs="Arial"/>
+          <w:sz w:val="19"/>
+          <w:szCs w:val="19"/>
+        </w:rPr>
+        <w:t>iDrac</w:t>
+      </w:r>
+      <w:proofErr w:type="spellEnd"/>
+      <w:r>
+        <w:rPr>
+          <w:rFonts w:ascii="Arial" w:hAnsi="Arial" w:eastAsia="Arial" w:cs="Arial"/>
+          <w:sz w:val="19"/>
+          <w:szCs w:val="19"/>
+        </w:rPr>
+        <w:t xml:space="preserve">, </w:t>
+      </w:r>
+      <w:proofErr w:type="spellStart"/>
+      <w:r>
+        <w:rPr>
+          <w:rFonts w:ascii="Arial" w:hAnsi="Arial" w:eastAsia="Arial" w:cs="Arial"/>
+          <w:sz w:val="19"/>
+          <w:szCs w:val="19"/>
+        </w:rPr>
+        <w:t>iLo</w:t>
+      </w:r>
+      <w:proofErr w:type="spellEnd"/>
+      <w:r>
+        <w:rPr>
+          <w:rFonts w:ascii="Arial" w:hAnsi="Arial" w:eastAsia="Arial" w:cs="Arial"/>
+          <w:sz w:val="19"/>
+          <w:szCs w:val="19"/>
+        </w:rPr>
+        <w:t>.</w:t>
       </w:r>
       <w:r>
         <w:br/>
@@ -368,7 +487,6 @@
       <w:r>
         <w:rPr>
           <w:rFonts w:ascii="Arial" w:hAnsi="Arial" w:eastAsia="Arial" w:cs="Arial"/>
-          <w:color w:val="auto"/>
           <w:sz w:val="19"/>
           <w:szCs w:val="19"/>
         </w:rPr>
@@ -380,68 +498,81 @@
       <w:r>
         <w:rPr>
           <w:rFonts w:ascii="Arial" w:hAnsi="Arial" w:eastAsia="Arial" w:cs="Arial"/>
-          <w:color w:val="auto"/>
           <w:sz w:val="19"/>
           <w:szCs w:val="19"/>
         </w:rPr>
-        <w:t xml:space="preserve">     Desktops, Laptops, Mobiles, Tablets, Routers (Ubiquiti, </w:t>
+        <w:t xml:space="preserve">     Desktops, Laptops,</w:t>
       </w:r>
-      <w:bookmarkStart w:name="_Int_KGG11NJ8" w:id="2109229966"/>
       <w:r>
         <w:rPr>
           <w:rFonts w:ascii="Arial" w:hAnsi="Arial" w:eastAsia="Arial" w:cs="Arial"/>
-          <w:color w:val="auto"/>
+          <w:sz w:val="19"/>
+          <w:szCs w:val="19"/>
+        </w:rPr>
+        <w:t xml:space="preserve"> Servers,</w:t>
+      </w:r>
+      <w:r>
+        <w:rPr>
+          <w:rFonts w:ascii="Arial" w:hAnsi="Arial" w:eastAsia="Arial" w:cs="Arial"/>
+          <w:sz w:val="19"/>
+          <w:szCs w:val="19"/>
+        </w:rPr>
+        <w:t xml:space="preserve"> Mobiles, Tablets, Routers (Ubiquiti, </w:t>
+      </w:r>
+      <w:bookmarkStart w:name="_Int_KGG11NJ8" w:id="5"/>
+      <w:proofErr w:type="spellStart"/>
+      <w:r>
+        <w:rPr>
+          <w:rFonts w:ascii="Arial" w:hAnsi="Arial" w:eastAsia="Arial" w:cs="Arial"/>
           <w:sz w:val="19"/>
           <w:szCs w:val="19"/>
         </w:rPr>
         <w:t>Pfsense</w:t>
       </w:r>
-      <w:bookmarkEnd w:id="2109229966"/>
+      <w:bookmarkEnd w:id="5"/>
+      <w:proofErr w:type="spellEnd"/>
       <w:r>
         <w:rPr>
           <w:rFonts w:ascii="Arial" w:hAnsi="Arial" w:eastAsia="Arial" w:cs="Arial"/>
-          <w:color w:val="auto"/>
           <w:sz w:val="19"/>
           <w:szCs w:val="19"/>
         </w:rPr>
         <w:t xml:space="preserve">, </w:t>
       </w:r>
-      <w:bookmarkStart w:name="_Int_vt3Dc5s5" w:id="1678319282"/>
+      <w:bookmarkStart w:name="_Int_vt3Dc5s5" w:id="6"/>
+      <w:proofErr w:type="spellStart"/>
       <w:r>
         <w:rPr>
           <w:rFonts w:ascii="Arial" w:hAnsi="Arial" w:eastAsia="Arial" w:cs="Arial"/>
-          <w:color w:val="auto"/>
           <w:sz w:val="19"/>
           <w:szCs w:val="19"/>
         </w:rPr>
         <w:t>Draytek</w:t>
       </w:r>
-      <w:bookmarkEnd w:id="1678319282"/>
+      <w:bookmarkEnd w:id="6"/>
+      <w:proofErr w:type="spellEnd"/>
       <w:r>
         <w:rPr>
           <w:rFonts w:ascii="Arial" w:hAnsi="Arial" w:eastAsia="Arial" w:cs="Arial"/>
-          <w:color w:val="auto"/>
           <w:sz w:val="19"/>
           <w:szCs w:val="19"/>
         </w:rPr>
         <w:t>, TP-Link) Switches (HP, Ubiquiti) Wireless solutions (TP-Link Omada) NAS (Synology) LAN Connectivity</w:t>
       </w:r>
-    </w:p>
-    <w:p>
-      <w:pPr>
-        <w:pStyle w:val="Normal"/>
-        <w:suppressLineNumbers w:val="0"/>
-        <w:bidi w:val="0"/>
-        <w:spacing w:before="0" w:beforeAutospacing="off" w:after="160" w:afterAutospacing="off" w:line="259" w:lineRule="auto"/>
-        <w:ind w:left="0" w:right="0"/>
-        <w:jc w:val="left"/>
+      <w:r>
         <w:rPr>
           <w:rFonts w:ascii="Arial" w:hAnsi="Arial" w:eastAsia="Arial" w:cs="Arial"/>
           <w:sz w:val="19"/>
           <w:szCs w:val="19"/>
         </w:rPr>
-      </w:pPr>
+        <w:br/>
+      </w:r>
       <w:r>
+        <w:rPr>
+          <w:rFonts w:ascii="Arial" w:hAnsi="Arial" w:eastAsia="Arial" w:cs="Arial"/>
+          <w:sz w:val="19"/>
+          <w:szCs w:val="19"/>
+        </w:rPr>
         <w:br/>
       </w:r>
       <w:r>
@@ -490,7 +621,7 @@
           <w:sz w:val="19"/>
           <w:szCs w:val="19"/>
         </w:rPr>
-        <w:t xml:space="preserve">Served as an initial point of contact for clients raising tickets, investigating the incident or request through the ticket or on the phone where possible, if the ticket cannot be resolved by myself through research, documentation or discussing with colleagues I would then escalate the ticket ensuring that the client is kept fully up to date throughout this process. Whilst </w:t>
+        <w:t>Served as an initial point of contact for clients raising tickets, investigating the incident or request through the ticket or on the phone where possible, if the ticket cannot be resolved by myself through research, documentation or discussing with colleagues I would then escalate the ticket ensuring that the client is kept fully up to date throughout this process. Whilst assisting with client queries, I also monitor our dashboards for automated incident alerts and respond to these accordingly.</w:t>
       </w:r>
       <w:r>
         <w:rPr>
@@ -498,7 +629,10 @@
           <w:sz w:val="19"/>
           <w:szCs w:val="19"/>
         </w:rPr>
-        <w:t>assisting</w:t>
+        <w:br/>
+      </w:r>
+      <w:r>
+        <w:br/>
       </w:r>
       <w:r>
         <w:rPr>
@@ -506,7 +640,7 @@
           <w:sz w:val="19"/>
           <w:szCs w:val="19"/>
         </w:rPr>
-        <w:t xml:space="preserve"> with client queries, I also </w:t>
+        <w:t>My day-to-day responsibilities include hardware monitoring alerts, responding to backup failures, monitoring alerts such as URL monitoring using text matching, ping and port monitoring. I have also been trained in CMP’s (Change Management Process) which outlines detailed steps for work preparation, work scheduling and rollback procedures. Often CMPs are written for hardware maintenance such as drive replacements ram replacements and other maintenance.</w:t>
       </w:r>
       <w:r>
         <w:rPr>
@@ -514,15 +648,7 @@
           <w:sz w:val="19"/>
           <w:szCs w:val="19"/>
         </w:rPr>
-        <w:t>monitor</w:t>
-      </w:r>
-      <w:r>
-        <w:rPr>
-          <w:rFonts w:ascii="Arial" w:hAnsi="Arial" w:eastAsia="Arial" w:cs="Arial"/>
-          <w:sz w:val="19"/>
-          <w:szCs w:val="19"/>
-        </w:rPr>
-        <w:t xml:space="preserve"> our dashboards for automated incident alerts and respond to these accordingly.</w:t>
+        <w:t xml:space="preserve"> In this role I also had two weeks of work experience with our data centre team assisting in ram and hard drive swaps as well as tape replacements and racking new servers.</w:t>
       </w:r>
       <w:r>
         <w:br/>
@@ -536,7 +662,7 @@
           <w:sz w:val="19"/>
           <w:szCs w:val="19"/>
         </w:rPr>
-        <w:t xml:space="preserve">My day-to-day responsibilities include hardware </w:t>
+        <w:t xml:space="preserve">As I progressed through my apprenticeship, I took on more responsibilities such as securing servers I completed software updates and kernel upgrades to ensure that all services were running the latest </w:t>
       </w:r>
       <w:r>
         <w:rPr>
@@ -544,92 +670,12 @@
           <w:sz w:val="19"/>
           <w:szCs w:val="19"/>
         </w:rPr>
-        <w:t>monitoring</w:t>
-      </w:r>
-      <w:r>
-        <w:rPr>
-          <w:rFonts w:ascii="Arial" w:hAnsi="Arial" w:eastAsia="Arial" w:cs="Arial"/>
-          <w:sz w:val="19"/>
-          <w:szCs w:val="19"/>
-        </w:rPr>
-        <w:t xml:space="preserve"> alerts, responding to backup failures, </w:t>
-      </w:r>
-      <w:r>
-        <w:rPr>
-          <w:rFonts w:ascii="Arial" w:hAnsi="Arial" w:eastAsia="Arial" w:cs="Arial"/>
-          <w:sz w:val="19"/>
-          <w:szCs w:val="19"/>
-        </w:rPr>
-        <w:t>monitoring</w:t>
-      </w:r>
-      <w:r>
-        <w:rPr>
-          <w:rFonts w:ascii="Arial" w:hAnsi="Arial" w:eastAsia="Arial" w:cs="Arial"/>
-          <w:sz w:val="19"/>
-          <w:szCs w:val="19"/>
-        </w:rPr>
-        <w:t xml:space="preserve"> alerts such as URL monitoring using text matching, </w:t>
-      </w:r>
-      <w:r>
-        <w:rPr>
-          <w:rFonts w:ascii="Arial" w:hAnsi="Arial" w:eastAsia="Arial" w:cs="Arial"/>
-          <w:sz w:val="19"/>
-          <w:szCs w:val="19"/>
-        </w:rPr>
-        <w:t>ping</w:t>
-      </w:r>
-      <w:r>
-        <w:rPr>
-          <w:rFonts w:ascii="Arial" w:hAnsi="Arial" w:eastAsia="Arial" w:cs="Arial"/>
-          <w:sz w:val="19"/>
-          <w:szCs w:val="19"/>
-        </w:rPr>
-        <w:t xml:space="preserve"> and port monitoring. I have also been trained in CMP’s (Change Management Process) which outlines detailed steps for work preparation, work scheduling and rollback procedures. Often CMPs are written for hardware maintenance such as drive replacements ram replacements and other maintenance. </w:t>
+        <w:lastRenderedPageBreak/>
+        <w:t>security patches. On client's servers we also review the installed applications and liaise with technical contacts to advise on the implications of end of life (EOL) or unpatched software.</w:t>
       </w:r>
     </w:p>
     <w:p>
       <w:pPr>
-        <w:pStyle w:val="Normal"/>
-        <w:bidi w:val="0"/>
-        <w:spacing w:before="0" w:beforeAutospacing="off" w:after="160" w:afterAutospacing="off" w:line="259" w:lineRule="auto"/>
-        <w:ind w:left="0" w:right="0"/>
-        <w:jc w:val="left"/>
-        <w:rPr>
-          <w:rFonts w:ascii="Times New Roman" w:hAnsi="Times New Roman" w:cs="Times New Roman"/>
-        </w:rPr>
-      </w:pPr>
-      <w:r>
-        <w:rPr>
-          <w:rFonts w:ascii="Arial" w:hAnsi="Arial" w:eastAsia="Arial" w:cs="Arial"/>
-          <w:sz w:val="19"/>
-          <w:szCs w:val="19"/>
-        </w:rPr>
-        <w:t xml:space="preserve">As I progressed through my apprenticeship, I took on more responsibilities such as reviewing webserver access logs ensuring that any suspicious access attempts were blocked. As part of my role in </w:t>
-      </w:r>
-      <w:r>
-        <w:rPr>
-          <w:rFonts w:ascii="Arial" w:hAnsi="Arial" w:eastAsia="Arial" w:cs="Arial"/>
-          <w:sz w:val="19"/>
-          <w:szCs w:val="19"/>
-        </w:rPr>
-        <w:t>maintaining</w:t>
-      </w:r>
-      <w:r>
-        <w:rPr>
-          <w:rFonts w:ascii="Arial" w:hAnsi="Arial" w:eastAsia="Arial" w:cs="Arial"/>
-          <w:sz w:val="19"/>
-          <w:szCs w:val="19"/>
-        </w:rPr>
-        <w:t xml:space="preserve"> and securing servers I completed software updates and kernel upgrades to ensure that all services were running the latest security patches. On client's servers we also review the installed applications and liaise with technical contacts to advise on the implications of end of life (EOL) or unpatched software.</w:t>
-      </w:r>
-    </w:p>
-    <w:p>
-      <w:pPr>
-        <w:pStyle w:val="Normal"/>
-        <w:bidi w:val="0"/>
-        <w:spacing w:before="0" w:beforeAutospacing="off" w:after="160" w:afterAutospacing="off" w:line="259" w:lineRule="auto"/>
-        <w:ind w:left="0" w:right="0"/>
-        <w:jc w:val="left"/>
         <w:rPr>
           <w:rFonts w:ascii="Times New Roman" w:hAnsi="Times New Roman" w:cs="Times New Roman"/>
         </w:rPr>
@@ -665,7 +711,7 @@
           <w:sz w:val="19"/>
           <w:szCs w:val="19"/>
         </w:rPr>
-        <w:t xml:space="preserve">Continueing the work from my previous role, I have also been involved in some major projects to improve service to our clients including the most recent project to upgrade our backup servers to a more reliable version of our backup software to ensure that clients backups are running successfully and to ensure that tickets aren't being raised unnecessarily. This also includes decommissioning servers if they are not needed and </w:t>
+        <w:t>Continuing</w:t>
       </w:r>
       <w:r>
         <w:rPr>
@@ -673,7 +719,7 @@
           <w:sz w:val="19"/>
           <w:szCs w:val="19"/>
         </w:rPr>
-        <w:t>establishing</w:t>
+        <w:t xml:space="preserve"> the work from my previous role, I have also been involved in some major projects to improve service to our clients including the most recent project to upgrade our backup servers to a more reliable version of our backup software to ensure that clients backups are running successfully and to ensure that tickets aren't being raised unnecessarily. This also includes decommissioning servers if they are not needed and establishing connections to new backup servers over the backup network.</w:t>
       </w:r>
       <w:r>
         <w:rPr>
@@ -681,49 +727,7 @@
           <w:sz w:val="19"/>
           <w:szCs w:val="19"/>
         </w:rPr>
-        <w:t xml:space="preserve"> connections to new backup servers over the backup network. </w:t>
-      </w:r>
-    </w:p>
-    <w:p>
-      <w:pPr>
-        <w:pStyle w:val="Normal"/>
-        <w:bidi w:val="0"/>
-        <w:spacing w:before="0" w:beforeAutospacing="off" w:after="160" w:afterAutospacing="off" w:line="259" w:lineRule="auto"/>
-        <w:ind w:left="0" w:right="0"/>
-        <w:jc w:val="left"/>
-        <w:rPr>
-          <w:rFonts w:ascii="Arial" w:hAnsi="Arial" w:eastAsia="Arial" w:cs="Arial"/>
-          <w:sz w:val="19"/>
-          <w:szCs w:val="19"/>
-        </w:rPr>
-      </w:pPr>
-      <w:r>
-        <w:rPr>
-          <w:rFonts w:ascii="Arial" w:hAnsi="Arial" w:eastAsia="Arial" w:cs="Arial"/>
-          <w:sz w:val="19"/>
-          <w:szCs w:val="19"/>
-        </w:rPr>
-        <w:t>I have been involved in putting together and running training sessions with my colleagues for new apprentices ensuring to answer any questions they may have. The most recent training session I have done with the apprentices is Linux 101, where I described how to most efficiently access and troubleshoot issues with Linux servers. Leading on from training the technical apprentices, in my Tier 2 role, I also work on tickets escalated from our 1st line team to our 2nd line team. The role is quite varied and can include backup / restores, assisting in the writing of CMPs, configuration of Apache, Nginx, MySql, PHP-FPM as well as any issues which 1st line look after.</w:t>
-      </w:r>
-    </w:p>
-    <w:p>
-      <w:pPr>
-        <w:pStyle w:val="Normal"/>
-        <w:bidi w:val="0"/>
-        <w:spacing w:before="0" w:beforeAutospacing="off" w:after="160" w:afterAutospacing="off" w:line="259" w:lineRule="auto"/>
-        <w:ind w:left="0" w:right="0"/>
-        <w:jc w:val="left"/>
-        <w:rPr>
-          <w:rFonts w:ascii="Times New Roman" w:hAnsi="Times New Roman" w:cs="Times New Roman"/>
-        </w:rPr>
-      </w:pPr>
-      <w:r>
-        <w:rPr>
-          <w:rFonts w:ascii="Arial" w:hAnsi="Arial" w:eastAsia="Arial" w:cs="Arial"/>
-          <w:sz w:val="19"/>
-          <w:szCs w:val="19"/>
-        </w:rPr>
-        <w:t xml:space="preserve">I am also involved in </w:t>
+        <w:br/>
       </w:r>
       <w:r>
         <w:rPr>
@@ -731,7 +735,7 @@
           <w:sz w:val="19"/>
           <w:szCs w:val="19"/>
         </w:rPr>
-        <w:t>assisting</w:t>
+        <w:br/>
       </w:r>
       <w:r>
         <w:rPr>
@@ -739,7 +743,7 @@
           <w:sz w:val="19"/>
           <w:szCs w:val="19"/>
         </w:rPr>
-        <w:t xml:space="preserve"> clients with account compromises, whitelisting IP addresses on firewalls and giving advice on security best practices explaining to both technical and non-technical end users. As well as this I have provided reports internally to colleagues for reviewing and </w:t>
+        <w:t xml:space="preserve">I have been involved in putting together and running training sessions with my colleagues for new apprentices ensuring to answer any questions they may have. The most recent training session I have done with the apprentices is Linux 101, where I described how to most efficiently access and troubleshoot issues with Linux servers. Leading on from training the technical apprentices, in my Tier 2 role, I also work on </w:t>
       </w:r>
       <w:r>
         <w:rPr>
@@ -747,7 +751,7 @@
           <w:sz w:val="19"/>
           <w:szCs w:val="19"/>
         </w:rPr>
-        <w:t>assisting</w:t>
+        <w:t xml:space="preserve">calls and </w:t>
       </w:r>
       <w:r>
         <w:rPr>
@@ -755,7 +759,25 @@
           <w:sz w:val="19"/>
           <w:szCs w:val="19"/>
         </w:rPr>
-        <w:t xml:space="preserve"> them in their roles.</w:t>
+        <w:t xml:space="preserve">tickets escalated from our 1st line team to our 2nd line team. The role is quite varied and can include backup / restores, assisting in the writing of CMPs, configuration of Apache, Nginx, </w:t>
+      </w:r>
+      <w:proofErr w:type="spellStart"/>
+      <w:r>
+        <w:rPr>
+          <w:rFonts w:ascii="Arial" w:hAnsi="Arial" w:eastAsia="Arial" w:cs="Arial"/>
+          <w:sz w:val="19"/>
+          <w:szCs w:val="19"/>
+        </w:rPr>
+        <w:t>MySql</w:t>
+      </w:r>
+      <w:proofErr w:type="spellEnd"/>
+      <w:r>
+        <w:rPr>
+          <w:rFonts w:ascii="Arial" w:hAnsi="Arial" w:eastAsia="Arial" w:cs="Arial"/>
+          <w:sz w:val="19"/>
+          <w:szCs w:val="19"/>
+        </w:rPr>
+        <w:t>, PHP-FPM as well as any issues which 1st line look after.</w:t>
       </w:r>
       <w:r>
         <w:br/>
@@ -775,7 +797,6 @@
     </w:p>
     <w:p>
       <w:pPr>
-        <w:pStyle w:val="Normal"/>
         <w:rPr>
           <w:rFonts w:ascii="Aptos Display" w:hAnsi="Aptos Display" w:eastAsia="Aptos Display" w:cs="Aptos Display"/>
           <w:color w:val="156082"/>
@@ -795,10 +816,8 @@
     </w:p>
     <w:p>
       <w:pPr>
-        <w:pStyle w:val="Normal"/>
         <w:rPr>
           <w:rFonts w:ascii="Arial" w:hAnsi="Arial" w:eastAsia="Arial" w:cs="Arial"/>
-          <w:color w:val="auto"/>
           <w:sz w:val="19"/>
           <w:szCs w:val="19"/>
         </w:rPr>
@@ -806,7 +825,6 @@
       <w:r>
         <w:rPr>
           <w:rFonts w:ascii="Arial" w:hAnsi="Arial" w:eastAsia="Arial" w:cs="Arial"/>
-          <w:color w:val="auto"/>
           <w:sz w:val="19"/>
           <w:szCs w:val="19"/>
         </w:rPr>
@@ -815,10 +833,8 @@
     </w:p>
     <w:p>
       <w:pPr>
-        <w:pStyle w:val="Normal"/>
         <w:rPr>
           <w:rFonts w:ascii="Arial" w:hAnsi="Arial" w:eastAsia="Arial" w:cs="Arial"/>
-          <w:color w:val="auto"/>
           <w:sz w:val="19"/>
           <w:szCs w:val="19"/>
         </w:rPr>
@@ -826,19 +842,24 @@
       <w:r>
         <w:rPr>
           <w:rFonts w:ascii="Arial" w:hAnsi="Arial" w:eastAsia="Arial" w:cs="Arial"/>
-          <w:color w:val="auto"/>
           <w:sz w:val="19"/>
           <w:szCs w:val="19"/>
         </w:rPr>
         <w:t>Grade 5 – 3 GCSE</w:t>
       </w:r>
+      <w:r>
+        <w:rPr>
+          <w:rFonts w:ascii="Arial" w:hAnsi="Arial" w:eastAsia="Arial" w:cs="Arial"/>
+          <w:sz w:val="19"/>
+          <w:szCs w:val="19"/>
+        </w:rPr>
+        <w:t>s</w:t>
+      </w:r>
     </w:p>
     <w:p>
       <w:pPr>
-        <w:pStyle w:val="Normal"/>
         <w:rPr>
           <w:rFonts w:ascii="Arial" w:hAnsi="Arial" w:eastAsia="Arial" w:cs="Arial"/>
-          <w:color w:val="auto"/>
           <w:sz w:val="19"/>
           <w:szCs w:val="19"/>
         </w:rPr>
@@ -846,16 +867,22 @@
       <w:r>
         <w:rPr>
           <w:rFonts w:ascii="Arial" w:hAnsi="Arial" w:eastAsia="Arial" w:cs="Arial"/>
-          <w:color w:val="auto"/>
           <w:sz w:val="19"/>
           <w:szCs w:val="19"/>
         </w:rPr>
         <w:t>Grade 4 – 5 GCSE</w:t>
       </w:r>
+      <w:r>
+        <w:rPr>
+          <w:rFonts w:ascii="Arial" w:hAnsi="Arial" w:eastAsia="Arial" w:cs="Arial"/>
+          <w:sz w:val="19"/>
+          <w:szCs w:val="19"/>
+        </w:rPr>
+        <w:t>s</w:t>
+      </w:r>
     </w:p>
     <w:p>
       <w:pPr>
-        <w:pStyle w:val="Normal"/>
         <w:rPr>
           <w:rFonts w:ascii="Aptos Display" w:hAnsi="Aptos Display" w:eastAsia="Aptos Display" w:cs="Aptos Display"/>
           <w:color w:val="156082"/>
@@ -875,7 +902,6 @@
     </w:p>
     <w:p>
       <w:pPr>
-        <w:pStyle w:val="Normal"/>
         <w:rPr>
           <w:rFonts w:ascii="Arial" w:hAnsi="Arial" w:eastAsia="Arial" w:cs="Arial"/>
           <w:sz w:val="19"/>
@@ -893,7 +919,6 @@
     </w:p>
     <w:p>
       <w:pPr>
-        <w:pStyle w:val="Normal"/>
         <w:rPr>
           <w:rFonts w:ascii="Arial" w:hAnsi="Arial" w:eastAsia="Arial" w:cs="Arial"/>
           <w:sz w:val="19"/>
@@ -911,7 +936,6 @@
     </w:p>
     <w:p>
       <w:pPr>
-        <w:pStyle w:val="Normal"/>
         <w:rPr>
           <w:rFonts w:ascii="Aptos Display" w:hAnsi="Aptos Display" w:eastAsia="Aptos Display" w:cs="Aptos Display"/>
           <w:color w:val="156082"/>
@@ -931,10 +955,8 @@
     </w:p>
     <w:p>
       <w:pPr>
-        <w:pStyle w:val="Normal"/>
         <w:rPr>
           <w:rFonts w:ascii="Arial" w:hAnsi="Arial" w:eastAsia="Arial" w:cs="Arial"/>
-          <w:color w:val="auto"/>
           <w:sz w:val="19"/>
           <w:szCs w:val="19"/>
         </w:rPr>
@@ -942,28 +964,16 @@
       <w:r>
         <w:rPr>
           <w:rFonts w:ascii="Arial" w:hAnsi="Arial" w:eastAsia="Arial" w:cs="Arial"/>
-          <w:color w:val="auto"/>
           <w:sz w:val="19"/>
           <w:szCs w:val="19"/>
         </w:rPr>
-        <w:t xml:space="preserve">Plesk Obsidian </w:t>
-      </w:r>
-      <w:r>
-        <w:rPr>
-          <w:rFonts w:ascii="Arial" w:hAnsi="Arial" w:eastAsia="Arial" w:cs="Arial"/>
-          <w:color w:val="auto"/>
-          <w:sz w:val="19"/>
-          <w:szCs w:val="19"/>
-        </w:rPr>
-        <w:t>Associate</w:t>
+        <w:t>Plesk Obsidian Associate</w:t>
       </w:r>
     </w:p>
     <w:p>
       <w:pPr>
-        <w:pStyle w:val="Normal"/>
         <w:rPr>
           <w:rFonts w:ascii="Arial" w:hAnsi="Arial" w:eastAsia="Arial" w:cs="Arial"/>
-          <w:color w:val="auto"/>
           <w:sz w:val="19"/>
           <w:szCs w:val="19"/>
         </w:rPr>
@@ -971,7 +981,6 @@
       <w:r>
         <w:rPr>
           <w:rFonts w:ascii="Arial" w:hAnsi="Arial" w:eastAsia="Arial" w:cs="Arial"/>
-          <w:color w:val="auto"/>
           <w:sz w:val="19"/>
           <w:szCs w:val="19"/>
         </w:rPr>
@@ -980,10 +989,8 @@
     </w:p>
     <w:p>
       <w:pPr>
-        <w:pStyle w:val="Normal"/>
         <w:rPr>
           <w:rFonts w:ascii="Arial" w:hAnsi="Arial" w:eastAsia="Arial" w:cs="Arial"/>
-          <w:color w:val="auto"/>
           <w:sz w:val="19"/>
           <w:szCs w:val="19"/>
         </w:rPr>
@@ -991,7 +998,6 @@
       <w:r>
         <w:rPr>
           <w:rFonts w:ascii="Arial" w:hAnsi="Arial" w:eastAsia="Arial" w:cs="Arial"/>
-          <w:color w:val="auto"/>
           <w:sz w:val="19"/>
           <w:szCs w:val="19"/>
         </w:rPr>
@@ -1000,10 +1006,8 @@
     </w:p>
     <w:p>
       <w:pPr>
-        <w:pStyle w:val="Normal"/>
         <w:rPr>
           <w:rFonts w:ascii="Arial" w:hAnsi="Arial" w:eastAsia="Arial" w:cs="Arial"/>
-          <w:color w:val="auto"/>
           <w:sz w:val="19"/>
           <w:szCs w:val="19"/>
         </w:rPr>
@@ -1011,7 +1015,6 @@
       <w:r>
         <w:rPr>
           <w:rFonts w:ascii="Arial" w:hAnsi="Arial" w:eastAsia="Arial" w:cs="Arial"/>
-          <w:color w:val="auto"/>
           <w:sz w:val="19"/>
           <w:szCs w:val="19"/>
         </w:rPr>
@@ -1020,10 +1023,8 @@
     </w:p>
     <w:p>
       <w:pPr>
-        <w:pStyle w:val="Normal"/>
         <w:rPr>
           <w:rFonts w:ascii="Arial" w:hAnsi="Arial" w:eastAsia="Arial" w:cs="Arial"/>
-          <w:color w:val="auto"/>
           <w:sz w:val="19"/>
           <w:szCs w:val="19"/>
         </w:rPr>
@@ -1031,7 +1032,6 @@
       <w:r>
         <w:rPr>
           <w:rFonts w:ascii="Arial" w:hAnsi="Arial" w:eastAsia="Arial" w:cs="Arial"/>
-          <w:color w:val="auto"/>
           <w:sz w:val="19"/>
           <w:szCs w:val="19"/>
         </w:rPr>
@@ -1040,10 +1040,8 @@
     </w:p>
     <w:p>
       <w:pPr>
-        <w:pStyle w:val="Normal"/>
         <w:rPr>
           <w:rFonts w:ascii="Arial" w:hAnsi="Arial" w:eastAsia="Arial" w:cs="Arial"/>
-          <w:color w:val="auto"/>
           <w:sz w:val="19"/>
           <w:szCs w:val="19"/>
         </w:rPr>
@@ -1051,7 +1049,6 @@
       <w:r>
         <w:rPr>
           <w:rFonts w:ascii="Arial" w:hAnsi="Arial" w:eastAsia="Arial" w:cs="Arial"/>
-          <w:color w:val="auto"/>
           <w:sz w:val="19"/>
           <w:szCs w:val="19"/>
         </w:rPr>
@@ -1060,10 +1057,8 @@
     </w:p>
     <w:p>
       <w:pPr>
-        <w:pStyle w:val="Normal"/>
         <w:rPr>
           <w:rFonts w:ascii="Arial" w:hAnsi="Arial" w:eastAsia="Arial" w:cs="Arial"/>
-          <w:color w:val="auto"/>
           <w:sz w:val="19"/>
           <w:szCs w:val="19"/>
         </w:rPr>
@@ -1071,31 +1066,28 @@
       <w:r>
         <w:rPr>
           <w:rFonts w:ascii="Arial" w:hAnsi="Arial" w:eastAsia="Arial" w:cs="Arial"/>
-          <w:color w:val="auto"/>
           <w:sz w:val="19"/>
           <w:szCs w:val="19"/>
         </w:rPr>
         <w:t>Achieved Grade 5 Clarinet</w:t>
       </w:r>
     </w:p>
-    <w:p>
+    <w:p w14:noSpellErr="1">
       <w:pPr>
-        <w:pStyle w:val="Normal"/>
+        <w:rPr>
+          <w:rFonts w:ascii="Arial" w:hAnsi="Arial" w:eastAsia="Arial" w:cs="Arial"/>
+          <w:sz w:val="19"/>
+          <w:szCs w:val="19"/>
+        </w:rPr>
       </w:pPr>
       <w:r>
         <w:rPr>
           <w:rFonts w:ascii="Arial" w:hAnsi="Arial" w:eastAsia="Arial" w:cs="Arial"/>
-          <w:color w:val="auto"/>
           <w:sz w:val="19"/>
           <w:szCs w:val="19"/>
         </w:rPr>
-        <w:t>Currently Studying for AWS Cloud Practitioner</w:t>
+        <w:t>Currently Studying for the LPIC-1</w:t>
       </w:r>
-    </w:p>
-    <w:p>
-      <w:pPr>
-        <w:pStyle w:val="Normal"/>
-      </w:pPr>
     </w:p>
     <w:sectPr>
       <w:footerReference w:type="even" r:id="rId7"/>
@@ -1214,7 +1206,7 @@
           </w:drawing>
         </mc:Choice>
         <mc:Fallback>
-          <w:pict w14:anchorId="143535DA">
+          <w:pict>
             <v:shapetype id="_x0000_t202" coordsize="21600,21600" o:spt="202" path="m,l,21600r21600,l21600,xe" w14:anchorId="321A1AA1">
               <v:stroke joinstyle="miter"/>
               <v:path gradientshapeok="t" o:connecttype="rect"/>
@@ -1334,7 +1326,7 @@
           </w:drawing>
         </mc:Choice>
         <mc:Fallback>
-          <w:pict w14:anchorId="3F7B37A2">
+          <w:pict>
             <v:shapetype id="_x0000_t202" coordsize="21600,21600" o:spt="202" path="m,l,21600r21600,l21600,xe" w14:anchorId="72D3CC89">
               <v:stroke joinstyle="miter"/>
               <v:path gradientshapeok="t" o:connecttype="rect"/>
@@ -1400,148 +1392,37 @@
 </file>
 
 <file path=word/intelligence2.xml><?xml version="1.0" encoding="utf-8"?>
-<int2:intelligence xmlns:int2="http://schemas.microsoft.com/office/intelligence/2020/intelligence">
+<int2:intelligence xmlns:int2="http://schemas.microsoft.com/office/intelligence/2020/intelligence" xmlns:oel="http://schemas.microsoft.com/office/2019/extlst">
   <int2:observations>
     <int2:bookmark int2:bookmarkName="_Int_ex9qxS5G" int2:invalidationBookmarkName="" int2:hashCode="QZUNYoz5HhPW8Z" int2:id="z29zEJ0L">
-      <int2:state int2:type="AugLoop_Text_Critique" int2:value="Rejected"/>
+      <int2:state int2:value="Rejected" int2:type="AugLoop_Text_Critique"/>
     </int2:bookmark>
     <int2:bookmark int2:bookmarkName="_Int_KGG11NJ8" int2:invalidationBookmarkName="" int2:hashCode="2Kbj5eWW2/oV1B" int2:id="ESrCYWQS">
-      <int2:state int2:type="AugLoop_Text_Critique" int2:value="Rejected"/>
+      <int2:state int2:value="Rejected" int2:type="AugLoop_Text_Critique"/>
     </int2:bookmark>
     <int2:bookmark int2:bookmarkName="_Int_vt3Dc5s5" int2:invalidationBookmarkName="" int2:hashCode="4A7zUaVFL2M+UH" int2:id="mszYsFhY">
-      <int2:state int2:type="AugLoop_Text_Critique" int2:value="Rejected"/>
+      <int2:state int2:value="Rejected" int2:type="AugLoop_Text_Critique"/>
     </int2:bookmark>
     <int2:bookmark int2:bookmarkName="_Int_V7QmQ7AT" int2:invalidationBookmarkName="" int2:hashCode="ISAOgGRxpgwBRW" int2:id="ibhoupwk">
-      <int2:state int2:type="AugLoop_Text_Critique" int2:value="Rejected"/>
+      <int2:state int2:value="Rejected" int2:type="AugLoop_Text_Critique"/>
     </int2:bookmark>
     <int2:bookmark int2:bookmarkName="_Int_7Mq7wVnO" int2:invalidationBookmarkName="" int2:hashCode="J/IR7ocXTwY0Vl" int2:id="y4YwZrFJ">
-      <int2:state int2:type="AugLoop_Text_Critique" int2:value="Rejected"/>
+      <int2:state int2:value="Rejected" int2:type="AugLoop_Text_Critique"/>
     </int2:bookmark>
     <int2:bookmark int2:bookmarkName="_Int_EpAjKCc5" int2:invalidationBookmarkName="" int2:hashCode="kM5vf/0MPG0+Fm" int2:id="mWI6eAxZ">
-      <int2:state int2:type="AugLoop_Text_Critique" int2:value="Rejected"/>
+      <int2:state int2:value="Rejected" int2:type="AugLoop_Text_Critique"/>
     </int2:bookmark>
     <int2:bookmark int2:bookmarkName="_Int_gekucAXr" int2:invalidationBookmarkName="" int2:hashCode="O30PzcGzgilo0B" int2:id="XIr2WzGQ">
-      <int2:state int2:type="AugLoop_Text_Critique" int2:value="Rejected"/>
+      <int2:state int2:value="Rejected" int2:type="AugLoop_Text_Critique"/>
     </int2:bookmark>
   </int2:observations>
   <int2:intelligenceSettings/>
+  <int2:onDemandWorkflows/>
 </int2:intelligence>
 </file>
 
 <file path=word/numbering.xml><?xml version="1.0" encoding="utf-8"?>
 <w:numbering xmlns:wpc="http://schemas.microsoft.com/office/word/2010/wordprocessingCanvas" xmlns:cx="http://schemas.microsoft.com/office/drawing/2014/chartex" xmlns:cx1="http://schemas.microsoft.com/office/drawing/2015/9/8/chartex" xmlns:cx2="http://schemas.microsoft.com/office/drawing/2015/10/21/chartex" xmlns:cx3="http://schemas.microsoft.com/office/drawing/2016/5/9/chartex" xmlns:cx4="http://schemas.microsoft.com/office/drawing/2016/5/10/chartex" xmlns:cx5="http://schemas.microsoft.com/office/drawing/2016/5/11/chartex" xmlns:cx6="http://schemas.microsoft.com/office/drawing/2016/5/12/chartex" xmlns:cx7="http://schemas.microsoft.com/office/drawing/2016/5/13/chartex" xmlns:cx8="http://schemas.microsoft.com/office/drawing/2016/5/14/chartex" xmlns:mc="http://schemas.openxmlformats.org/markup-compatibility/2006" xmlns:aink="http://schemas.microsoft.com/office/drawing/2016/ink" xmlns:am3d="http://schemas.microsoft.com/office/drawing/2017/model3d" xmlns:o="urn:schemas-microsoft-com:office:office" xmlns:oel="http://schemas.microsoft.com/office/2019/extlst" xmlns:r="http://schemas.openxmlformats.org/officeDocument/2006/relationships" xmlns:m="http://schemas.openxmlformats.org/officeDocument/2006/math" xmlns:v="urn:schemas-microsoft-com:vml" xmlns:wp14="http://schemas.microsoft.com/office/word/2010/wordprocessingDrawing" xmlns:wp="http://schemas.openxmlformats.org/drawingml/2006/wordprocessingDrawing" xmlns:w10="urn:schemas-microsoft-com:office:word" xmlns:w="http://schemas.openxmlformats.org/wordprocessingml/2006/main" xmlns:w14="http://schemas.microsoft.com/office/word/2010/wordml" xmlns:w15="http://schemas.microsoft.com/office/word/2012/wordml" xmlns:w16cex="http://schemas.microsoft.com/office/word/2018/wordml/cex" xmlns:w16cid="http://schemas.microsoft.com/office/word/2016/wordml/cid" xmlns:w16="http://schemas.microsoft.com/office/word/2018/wordml" xmlns:w16du="http://schemas.microsoft.com/office/word/2023/wordml/word16du" xmlns:w16sdtdh="http://schemas.microsoft.com/office/word/2020/wordml/sdtdatahash" xmlns:w16se="http://schemas.microsoft.com/office/word/2015/wordml/symex" xmlns:wpg="http://schemas.microsoft.com/office/word/2010/wordprocessingGroup" xmlns:wpi="http://schemas.microsoft.com/office/word/2010/wordprocessingInk" xmlns:wne="http://schemas.microsoft.com/office/word/2006/wordml" xmlns:wps="http://schemas.microsoft.com/office/word/2010/wordprocessingShape" mc:Ignorable="w14 w15 w16se w16cid w16 w16cex w16sdtdh w16du wp14">
-  <w:abstractNum xmlns:w="http://schemas.openxmlformats.org/wordprocessingml/2006/main" w:abstractNumId="3">
-    <w:nsid w:val="7934cd20"/>
-    <w:multiLevelType xmlns:w="http://schemas.openxmlformats.org/wordprocessingml/2006/main" w:val="hybridMultilevel"/>
-    <w:lvl xmlns:w="http://schemas.openxmlformats.org/wordprocessingml/2006/main" w:ilvl="0">
-      <w:start w:val="1"/>
-      <w:numFmt w:val="bullet"/>
-      <w:lvlText w:val="-"/>
-      <w:lvlJc w:val="left"/>
-      <w:pPr>
-        <w:ind w:left="720" w:hanging="360"/>
-      </w:pPr>
-      <w:rPr>
-        <w:rFonts w:hint="default" w:ascii="Aptos" w:hAnsi="Aptos"/>
-      </w:rPr>
-    </w:lvl>
-    <w:lvl xmlns:w="http://schemas.openxmlformats.org/wordprocessingml/2006/main" w:ilvl="1">
-      <w:start w:val="1"/>
-      <w:numFmt w:val="bullet"/>
-      <w:lvlText w:val="o"/>
-      <w:lvlJc w:val="left"/>
-      <w:pPr>
-        <w:ind w:left="1440" w:hanging="360"/>
-      </w:pPr>
-      <w:rPr>
-        <w:rFonts w:hint="default" w:ascii="Courier New" w:hAnsi="Courier New"/>
-      </w:rPr>
-    </w:lvl>
-    <w:lvl xmlns:w="http://schemas.openxmlformats.org/wordprocessingml/2006/main" w:ilvl="2">
-      <w:start w:val="1"/>
-      <w:numFmt w:val="bullet"/>
-      <w:lvlText w:val=""/>
-      <w:lvlJc w:val="left"/>
-      <w:pPr>
-        <w:ind w:left="2160" w:hanging="360"/>
-      </w:pPr>
-      <w:rPr>
-        <w:rFonts w:hint="default" w:ascii="Wingdings" w:hAnsi="Wingdings"/>
-      </w:rPr>
-    </w:lvl>
-    <w:lvl xmlns:w="http://schemas.openxmlformats.org/wordprocessingml/2006/main" w:ilvl="3">
-      <w:start w:val="1"/>
-      <w:numFmt w:val="bullet"/>
-      <w:lvlText w:val=""/>
-      <w:lvlJc w:val="left"/>
-      <w:pPr>
-        <w:ind w:left="2880" w:hanging="360"/>
-      </w:pPr>
-      <w:rPr>
-        <w:rFonts w:hint="default" w:ascii="Symbol" w:hAnsi="Symbol"/>
-      </w:rPr>
-    </w:lvl>
-    <w:lvl xmlns:w="http://schemas.openxmlformats.org/wordprocessingml/2006/main" w:ilvl="4">
-      <w:start w:val="1"/>
-      <w:numFmt w:val="bullet"/>
-      <w:lvlText w:val="o"/>
-      <w:lvlJc w:val="left"/>
-      <w:pPr>
-        <w:ind w:left="3600" w:hanging="360"/>
-      </w:pPr>
-      <w:rPr>
-        <w:rFonts w:hint="default" w:ascii="Courier New" w:hAnsi="Courier New"/>
-      </w:rPr>
-    </w:lvl>
-    <w:lvl xmlns:w="http://schemas.openxmlformats.org/wordprocessingml/2006/main" w:ilvl="5">
-      <w:start w:val="1"/>
-      <w:numFmt w:val="bullet"/>
-      <w:lvlText w:val=""/>
-      <w:lvlJc w:val="left"/>
-      <w:pPr>
-        <w:ind w:left="4320" w:hanging="360"/>
-      </w:pPr>
-      <w:rPr>
-        <w:rFonts w:hint="default" w:ascii="Wingdings" w:hAnsi="Wingdings"/>
-      </w:rPr>
-    </w:lvl>
-    <w:lvl xmlns:w="http://schemas.openxmlformats.org/wordprocessingml/2006/main" w:ilvl="6">
-      <w:start w:val="1"/>
-      <w:numFmt w:val="bullet"/>
-      <w:lvlText w:val=""/>
-      <w:lvlJc w:val="left"/>
-      <w:pPr>
-        <w:ind w:left="5040" w:hanging="360"/>
-      </w:pPr>
-      <w:rPr>
-        <w:rFonts w:hint="default" w:ascii="Symbol" w:hAnsi="Symbol"/>
-      </w:rPr>
-    </w:lvl>
-    <w:lvl xmlns:w="http://schemas.openxmlformats.org/wordprocessingml/2006/main" w:ilvl="7">
-      <w:start w:val="1"/>
-      <w:numFmt w:val="bullet"/>
-      <w:lvlText w:val="o"/>
-      <w:lvlJc w:val="left"/>
-      <w:pPr>
-        <w:ind w:left="5760" w:hanging="360"/>
-      </w:pPr>
-      <w:rPr>
-        <w:rFonts w:hint="default" w:ascii="Courier New" w:hAnsi="Courier New"/>
-      </w:rPr>
-    </w:lvl>
-    <w:lvl xmlns:w="http://schemas.openxmlformats.org/wordprocessingml/2006/main" w:ilvl="8">
-      <w:start w:val="1"/>
-      <w:numFmt w:val="bullet"/>
-      <w:lvlText w:val=""/>
-      <w:lvlJc w:val="left"/>
-      <w:pPr>
-        <w:ind w:left="6480" w:hanging="360"/>
-      </w:pPr>
-      <w:rPr>
-        <w:rFonts w:hint="default" w:ascii="Wingdings" w:hAnsi="Wingdings"/>
-      </w:rPr>
-    </w:lvl>
-  </w:abstractNum>
   <w:abstractNum w:abstractNumId="0" w15:restartNumberingAfterBreak="0">
     <w:nsid w:val="0F817250"/>
     <w:multiLevelType w:val="multilevel"/>
@@ -1881,23 +1762,136 @@
       </w:rPr>
     </w:lvl>
   </w:abstractNum>
-  <w:num w:numId="4">
+  <w:abstractNum w:abstractNumId="3" w15:restartNumberingAfterBreak="0">
+    <w:nsid w:val="7934CD20"/>
+    <w:multiLevelType w:val="hybridMultilevel"/>
+    <w:tmpl w:val="4470ED98"/>
+    <w:lvl w:ilvl="0" w:tplc="83BE8FBC">
+      <w:start w:val="1"/>
+      <w:numFmt w:val="bullet"/>
+      <w:lvlText w:val="-"/>
+      <w:lvlJc w:val="left"/>
+      <w:pPr>
+        <w:ind w:left="720" w:hanging="360"/>
+      </w:pPr>
+      <w:rPr>
+        <w:rFonts w:hint="default" w:ascii="Aptos" w:hAnsi="Aptos"/>
+      </w:rPr>
+    </w:lvl>
+    <w:lvl w:ilvl="1" w:tplc="AEE891EA">
+      <w:start w:val="1"/>
+      <w:numFmt w:val="bullet"/>
+      <w:lvlText w:val="o"/>
+      <w:lvlJc w:val="left"/>
+      <w:pPr>
+        <w:ind w:left="1440" w:hanging="360"/>
+      </w:pPr>
+      <w:rPr>
+        <w:rFonts w:hint="default" w:ascii="Courier New" w:hAnsi="Courier New"/>
+      </w:rPr>
+    </w:lvl>
+    <w:lvl w:ilvl="2" w:tplc="5906AC22">
+      <w:start w:val="1"/>
+      <w:numFmt w:val="bullet"/>
+      <w:lvlText w:val=""/>
+      <w:lvlJc w:val="left"/>
+      <w:pPr>
+        <w:ind w:left="2160" w:hanging="360"/>
+      </w:pPr>
+      <w:rPr>
+        <w:rFonts w:hint="default" w:ascii="Wingdings" w:hAnsi="Wingdings"/>
+      </w:rPr>
+    </w:lvl>
+    <w:lvl w:ilvl="3" w:tplc="15D27556">
+      <w:start w:val="1"/>
+      <w:numFmt w:val="bullet"/>
+      <w:lvlText w:val=""/>
+      <w:lvlJc w:val="left"/>
+      <w:pPr>
+        <w:ind w:left="2880" w:hanging="360"/>
+      </w:pPr>
+      <w:rPr>
+        <w:rFonts w:hint="default" w:ascii="Symbol" w:hAnsi="Symbol"/>
+      </w:rPr>
+    </w:lvl>
+    <w:lvl w:ilvl="4" w:tplc="F6F6EDC0">
+      <w:start w:val="1"/>
+      <w:numFmt w:val="bullet"/>
+      <w:lvlText w:val="o"/>
+      <w:lvlJc w:val="left"/>
+      <w:pPr>
+        <w:ind w:left="3600" w:hanging="360"/>
+      </w:pPr>
+      <w:rPr>
+        <w:rFonts w:hint="default" w:ascii="Courier New" w:hAnsi="Courier New"/>
+      </w:rPr>
+    </w:lvl>
+    <w:lvl w:ilvl="5" w:tplc="62EA189E">
+      <w:start w:val="1"/>
+      <w:numFmt w:val="bullet"/>
+      <w:lvlText w:val=""/>
+      <w:lvlJc w:val="left"/>
+      <w:pPr>
+        <w:ind w:left="4320" w:hanging="360"/>
+      </w:pPr>
+      <w:rPr>
+        <w:rFonts w:hint="default" w:ascii="Wingdings" w:hAnsi="Wingdings"/>
+      </w:rPr>
+    </w:lvl>
+    <w:lvl w:ilvl="6" w:tplc="D2ACA0B8">
+      <w:start w:val="1"/>
+      <w:numFmt w:val="bullet"/>
+      <w:lvlText w:val=""/>
+      <w:lvlJc w:val="left"/>
+      <w:pPr>
+        <w:ind w:left="5040" w:hanging="360"/>
+      </w:pPr>
+      <w:rPr>
+        <w:rFonts w:hint="default" w:ascii="Symbol" w:hAnsi="Symbol"/>
+      </w:rPr>
+    </w:lvl>
+    <w:lvl w:ilvl="7" w:tplc="4768B7DC">
+      <w:start w:val="1"/>
+      <w:numFmt w:val="bullet"/>
+      <w:lvlText w:val="o"/>
+      <w:lvlJc w:val="left"/>
+      <w:pPr>
+        <w:ind w:left="5760" w:hanging="360"/>
+      </w:pPr>
+      <w:rPr>
+        <w:rFonts w:hint="default" w:ascii="Courier New" w:hAnsi="Courier New"/>
+      </w:rPr>
+    </w:lvl>
+    <w:lvl w:ilvl="8" w:tplc="07E41650">
+      <w:start w:val="1"/>
+      <w:numFmt w:val="bullet"/>
+      <w:lvlText w:val=""/>
+      <w:lvlJc w:val="left"/>
+      <w:pPr>
+        <w:ind w:left="6480" w:hanging="360"/>
+      </w:pPr>
+      <w:rPr>
+        <w:rFonts w:hint="default" w:ascii="Wingdings" w:hAnsi="Wingdings"/>
+      </w:rPr>
+    </w:lvl>
+  </w:abstractNum>
+  <w:num w:numId="1" w16cid:durableId="98569408">
     <w:abstractNumId w:val="3"/>
   </w:num>
-  <w:num w:numId="1" w16cid:durableId="1496726144">
+  <w:num w:numId="2" w16cid:durableId="1496726144">
     <w:abstractNumId w:val="2"/>
   </w:num>
-  <w:num w:numId="2" w16cid:durableId="1476488291">
+  <w:num w:numId="3" w16cid:durableId="1476488291">
     <w:abstractNumId w:val="1"/>
   </w:num>
-  <w:num w:numId="3" w16cid:durableId="1792236739">
+  <w:num w:numId="4" w16cid:durableId="1792236739">
     <w:abstractNumId w:val="0"/>
   </w:num>
 </w:numbering>
 </file>
 
 <file path=word/styles.xml><?xml version="1.0" encoding="utf-8"?>
-<w:styles xmlns:wp14="http://schemas.microsoft.com/office/word/2010/wordprocessingDrawing" xmlns:mc="http://schemas.openxmlformats.org/markup-compatibility/2006" xmlns:r="http://schemas.openxmlformats.org/officeDocument/2006/relationships" xmlns:w="http://schemas.openxmlformats.org/wordprocessingml/2006/main" xmlns:w14="http://schemas.microsoft.com/office/word/2010/wordml" xmlns:w15="http://schemas.microsoft.com/office/word/2012/wordml" xmlns:w16cex="http://schemas.microsoft.com/office/word/2018/wordml/cex" xmlns:w16cid="http://schemas.microsoft.com/office/word/2016/wordml/cid" xmlns:w16="http://schemas.microsoft.com/office/word/2018/wordml" xmlns:w16du="http://schemas.microsoft.com/office/word/2023/wordml/word16du" xmlns:w16sdtdh="http://schemas.microsoft.com/office/word/2020/wordml/sdtdatahash" xmlns:w16se="http://schemas.microsoft.com/office/word/2015/wordml/symex" mc:Ignorable="w14 w15 w16se w16cid w16 w16cex w16sdtdh w16du wp14">
+<w:styles xmlns:mc="http://schemas.openxmlformats.org/markup-compatibility/2006" xmlns:r="http://schemas.openxmlformats.org/officeDocument/2006/relationships" xmlns:w="http://schemas.openxmlformats.org/wordprocessingml/2006/main" xmlns:w14="http://schemas.microsoft.com/office/word/2010/wordml" xmlns:w15="http://schemas.microsoft.com/office/word/2012/wordml" xmlns:w16cex="http://schemas.microsoft.com/office/word/2018/wordml/cex" xmlns:w16cid="http://schemas.microsoft.com/office/word/2016/wordml/cid" xmlns:w16="http://schemas.microsoft.com/office/word/2018/wordml" xmlns:w16du="http://schemas.microsoft.com/office/word/2023/wordml/word16du" xmlns:w16sdtdh="http://schemas.microsoft.com/office/word/2020/wordml/sdtdatahash" xmlns:w16se="http://schemas.microsoft.com/office/word/2015/wordml/symex" mc:Ignorable="w14 w15 w16se w16cid w16 w16cex w16sdtdh w16du">
   <w:docDefaults>
     <w:rPrDefault>
       <w:rPr>
@@ -3297,7 +3291,7 @@
       </w:tcPr>
     </w:tblStylePr>
   </w:style>
-  <w:style w:type="table" w:styleId="GridTable1Light-Accent2">
+  <w:style w:type="table" w:styleId="GridTable1LightAccent2">
     <w:name w:val="Grid Table 1 Light Accent 2"/>
     <w:basedOn w:val="TableNormal"/>
     <w:uiPriority w:val="99"/>
@@ -5622,8 +5616,8 @@
       </w:tcPr>
     </w:tblStylePr>
   </w:style>
-  <w:style w:type="table" w:styleId="GridTable5Dark-Accent1" w:customStyle="1">
-    <w:name w:val="Grid Table 5 Dark Accent 1"/>
+  <w:style w:type="table" w:styleId="GridTable5Dark-Accent11" w:customStyle="1">
+    <w:name w:val="Grid Table 5 Dark - Accent 11"/>
     <w:basedOn w:val="TableNormal"/>
     <w:uiPriority w:val="99"/>
     <w:pPr>
@@ -5874,8 +5868,8 @@
       </w:tcPr>
     </w:tblStylePr>
   </w:style>
-  <w:style w:type="table" w:styleId="GridTable5Dark-Accent4" w:customStyle="1">
-    <w:name w:val="Grid Table 5 Dark Accent 4"/>
+  <w:style w:type="table" w:styleId="GridTable5Dark-Accent41" w:customStyle="1">
+    <w:name w:val="Grid Table 5 Dark - Accent 41"/>
     <w:basedOn w:val="TableNormal"/>
     <w:uiPriority w:val="99"/>
     <w:pPr>
@@ -6126,7 +6120,7 @@
       </w:tcPr>
     </w:tblStylePr>
   </w:style>
-  <w:style w:type="table" w:styleId="GridTable6Colorful">
+  <w:style w:type="table" w:styleId="GridTable6Colourful">
     <w:name w:val="Grid Table 6 Colorful"/>
     <w:basedOn w:val="TableNormal"/>
     <w:uiPriority w:val="99"/>
@@ -6200,7 +6194,7 @@
       </w:rPr>
     </w:tblStylePr>
   </w:style>
-  <w:style w:type="table" w:styleId="GridTable6Colorful-Accent1">
+  <w:style w:type="table" w:styleId="GridTable6ColourfulAccent1">
     <w:name w:val="Grid Table 6 Colorful Accent 1"/>
     <w:basedOn w:val="TableNormal"/>
     <w:uiPriority w:val="99"/>
@@ -6274,7 +6268,7 @@
       </w:rPr>
     </w:tblStylePr>
   </w:style>
-  <w:style w:type="table" w:styleId="GridTable6Colorful-Accent2">
+  <w:style w:type="table" w:styleId="GridTable6ColourfulAccent2">
     <w:name w:val="Grid Table 6 Colorful Accent 2"/>
     <w:basedOn w:val="TableNormal"/>
     <w:uiPriority w:val="99"/>
@@ -6348,7 +6342,7 @@
       </w:rPr>
     </w:tblStylePr>
   </w:style>
-  <w:style w:type="table" w:styleId="GridTable6Colorful-Accent3">
+  <w:style w:type="table" w:styleId="GridTable6ColourfulAccent3">
     <w:name w:val="Grid Table 6 Colorful Accent 3"/>
     <w:basedOn w:val="TableNormal"/>
     <w:uiPriority w:val="99"/>
@@ -6422,7 +6416,7 @@
       </w:rPr>
     </w:tblStylePr>
   </w:style>
-  <w:style w:type="table" w:styleId="GridTable6Colorful-Accent4">
+  <w:style w:type="table" w:styleId="GridTable6ColourfulAccent4">
     <w:name w:val="Grid Table 6 Colorful Accent 4"/>
     <w:basedOn w:val="TableNormal"/>
     <w:uiPriority w:val="99"/>
@@ -6496,7 +6490,7 @@
       </w:rPr>
     </w:tblStylePr>
   </w:style>
-  <w:style w:type="table" w:styleId="GridTable6Colorful-Accent5">
+  <w:style w:type="table" w:styleId="GridTable6ColourfulAccent5">
     <w:name w:val="Grid Table 6 Colorful Accent 5"/>
     <w:basedOn w:val="TableNormal"/>
     <w:uiPriority w:val="99"/>
@@ -6570,7 +6564,7 @@
       </w:rPr>
     </w:tblStylePr>
   </w:style>
-  <w:style w:type="table" w:styleId="GridTable6Colorful-Accent6">
+  <w:style w:type="table" w:styleId="GridTable6ColourfulAccent6">
     <w:name w:val="Grid Table 6 Colorful Accent 6"/>
     <w:basedOn w:val="TableNormal"/>
     <w:uiPriority w:val="99"/>
@@ -6644,7 +6638,7 @@
       </w:rPr>
     </w:tblStylePr>
   </w:style>
-  <w:style w:type="table" w:styleId="GridTable7Colorful">
+  <w:style w:type="table" w:styleId="GridTable7Colourful">
     <w:name w:val="Grid Table 7 Colorful"/>
     <w:basedOn w:val="TableNormal"/>
     <w:uiPriority w:val="99"/>
@@ -6761,7 +6755,7 @@
       </w:rPr>
     </w:tblStylePr>
   </w:style>
-  <w:style w:type="table" w:styleId="GridTable7Colorful-Accent1">
+  <w:style w:type="table" w:styleId="GridTable7ColourfulAccent1">
     <w:name w:val="Grid Table 7 Colorful Accent 1"/>
     <w:basedOn w:val="TableNormal"/>
     <w:uiPriority w:val="99"/>
@@ -6878,7 +6872,7 @@
       </w:rPr>
     </w:tblStylePr>
   </w:style>
-  <w:style w:type="table" w:styleId="GridTable7Colorful-Accent2">
+  <w:style w:type="table" w:styleId="GridTable7ColourfulAccent2">
     <w:name w:val="Grid Table 7 Colorful Accent 2"/>
     <w:basedOn w:val="TableNormal"/>
     <w:uiPriority w:val="99"/>
@@ -6995,7 +6989,7 @@
       </w:rPr>
     </w:tblStylePr>
   </w:style>
-  <w:style w:type="table" w:styleId="GridTable7Colorful-Accent3">
+  <w:style w:type="table" w:styleId="GridTable7ColourfulAccent3">
     <w:name w:val="Grid Table 7 Colorful Accent 3"/>
     <w:basedOn w:val="TableNormal"/>
     <w:uiPriority w:val="99"/>
@@ -7112,7 +7106,7 @@
       </w:rPr>
     </w:tblStylePr>
   </w:style>
-  <w:style w:type="table" w:styleId="GridTable7Colorful-Accent4">
+  <w:style w:type="table" w:styleId="GridTable7ColourfulAccent4">
     <w:name w:val="Grid Table 7 Colorful Accent 4"/>
     <w:basedOn w:val="TableNormal"/>
     <w:uiPriority w:val="99"/>
@@ -7229,7 +7223,7 @@
       </w:rPr>
     </w:tblStylePr>
   </w:style>
-  <w:style w:type="table" w:styleId="GridTable7Colorful-Accent5">
+  <w:style w:type="table" w:styleId="GridTable7ColourfulAccent5">
     <w:name w:val="Grid Table 7 Colorful Accent 5"/>
     <w:basedOn w:val="TableNormal"/>
     <w:uiPriority w:val="99"/>
@@ -7346,7 +7340,7 @@
       </w:rPr>
     </w:tblStylePr>
   </w:style>
-  <w:style w:type="table" w:styleId="GridTable7Colorful-Accent6">
+  <w:style w:type="table" w:styleId="GridTable7ColourfulAccent6">
     <w:name w:val="Grid Table 7 Colorful Accent 6"/>
     <w:basedOn w:val="TableNormal"/>
     <w:uiPriority w:val="99"/>
@@ -10319,7 +10313,7 @@
       </w:tcPr>
     </w:tblStylePr>
   </w:style>
-  <w:style w:type="table" w:styleId="ListTable6Colorful">
+  <w:style w:type="table" w:styleId="ListTable6Colourful">
     <w:name w:val="List Table 6 Colorful"/>
     <w:basedOn w:val="TableNormal"/>
     <w:uiPriority w:val="99"/>
@@ -10395,7 +10389,7 @@
       </w:rPr>
     </w:tblStylePr>
   </w:style>
-  <w:style w:type="table" w:styleId="ListTable6Colorful-Accent1">
+  <w:style w:type="table" w:styleId="ListTable6ColourfulAccent1">
     <w:name w:val="List Table 6 Colorful Accent 1"/>
     <w:basedOn w:val="TableNormal"/>
     <w:uiPriority w:val="99"/>
@@ -10471,7 +10465,7 @@
       </w:rPr>
     </w:tblStylePr>
   </w:style>
-  <w:style w:type="table" w:styleId="ListTable6Colorful-Accent2">
+  <w:style w:type="table" w:styleId="ListTable6ColourfulAccent2">
     <w:name w:val="List Table 6 Colorful Accent 2"/>
     <w:basedOn w:val="TableNormal"/>
     <w:uiPriority w:val="99"/>
@@ -10547,7 +10541,7 @@
       </w:rPr>
     </w:tblStylePr>
   </w:style>
-  <w:style w:type="table" w:styleId="ListTable6Colorful-Accent3">
+  <w:style w:type="table" w:styleId="ListTable6ColourfulAccent3">
     <w:name w:val="List Table 6 Colorful Accent 3"/>
     <w:basedOn w:val="TableNormal"/>
     <w:uiPriority w:val="99"/>
@@ -10623,7 +10617,7 @@
       </w:rPr>
     </w:tblStylePr>
   </w:style>
-  <w:style w:type="table" w:styleId="ListTable6Colorful-Accent4">
+  <w:style w:type="table" w:styleId="ListTable6ColourfulAccent4">
     <w:name w:val="List Table 6 Colorful Accent 4"/>
     <w:basedOn w:val="TableNormal"/>
     <w:uiPriority w:val="99"/>
@@ -10699,7 +10693,7 @@
       </w:rPr>
     </w:tblStylePr>
   </w:style>
-  <w:style w:type="table" w:styleId="ListTable6Colorful-Accent5">
+  <w:style w:type="table" w:styleId="ListTable6ColourfulAccent5">
     <w:name w:val="List Table 6 Colorful Accent 5"/>
     <w:basedOn w:val="TableNormal"/>
     <w:uiPriority w:val="99"/>
@@ -10775,7 +10769,7 @@
       </w:rPr>
     </w:tblStylePr>
   </w:style>
-  <w:style w:type="table" w:styleId="ListTable6Colorful-Accent6">
+  <w:style w:type="table" w:styleId="ListTable6ColourfulAccent6">
     <w:name w:val="List Table 6 Colorful Accent 6"/>
     <w:basedOn w:val="TableNormal"/>
     <w:uiPriority w:val="99"/>
@@ -10851,7 +10845,7 @@
       </w:rPr>
     </w:tblStylePr>
   </w:style>
-  <w:style w:type="table" w:styleId="ListTable7Colorful">
+  <w:style w:type="table" w:styleId="ListTable7Colourful">
     <w:name w:val="List Table 7 Colorful"/>
     <w:basedOn w:val="TableNormal"/>
     <w:uiPriority w:val="99"/>
@@ -10965,7 +10959,7 @@
       </w:rPr>
     </w:tblStylePr>
   </w:style>
-  <w:style w:type="table" w:styleId="ListTable7Colorful-Accent1">
+  <w:style w:type="table" w:styleId="ListTable7ColourfulAccent1">
     <w:name w:val="List Table 7 Colorful Accent 1"/>
     <w:basedOn w:val="TableNormal"/>
     <w:uiPriority w:val="99"/>
@@ -11079,7 +11073,7 @@
       </w:rPr>
     </w:tblStylePr>
   </w:style>
-  <w:style w:type="table" w:styleId="ListTable7Colorful-Accent2">
+  <w:style w:type="table" w:styleId="ListTable7ColourfulAccent2">
     <w:name w:val="List Table 7 Colorful Accent 2"/>
     <w:basedOn w:val="TableNormal"/>
     <w:uiPriority w:val="99"/>
@@ -11193,7 +11187,7 @@
       </w:rPr>
     </w:tblStylePr>
   </w:style>
-  <w:style w:type="table" w:styleId="ListTable7Colorful-Accent3">
+  <w:style w:type="table" w:styleId="ListTable7ColourfulAccent3">
     <w:name w:val="List Table 7 Colorful Accent 3"/>
     <w:basedOn w:val="TableNormal"/>
     <w:uiPriority w:val="99"/>
@@ -11307,7 +11301,7 @@
       </w:rPr>
     </w:tblStylePr>
   </w:style>
-  <w:style w:type="table" w:styleId="ListTable7Colorful-Accent4">
+  <w:style w:type="table" w:styleId="ListTable7ColourfulAccent4">
     <w:name w:val="List Table 7 Colorful Accent 4"/>
     <w:basedOn w:val="TableNormal"/>
     <w:uiPriority w:val="99"/>
@@ -11421,7 +11415,7 @@
       </w:rPr>
     </w:tblStylePr>
   </w:style>
-  <w:style w:type="table" w:styleId="ListTable7Colorful-Accent5">
+  <w:style w:type="table" w:styleId="ListTable7ColourfulAccent5">
     <w:name w:val="List Table 7 Colorful Accent 5"/>
     <w:basedOn w:val="TableNormal"/>
     <w:uiPriority w:val="99"/>
@@ -11535,7 +11529,7 @@
       </w:rPr>
     </w:tblStylePr>
   </w:style>
-  <w:style w:type="table" w:styleId="ListTable7Colorful-Accent6">
+  <w:style w:type="table" w:styleId="ListTable7ColourfulAccent6">
     <w:name w:val="List Table 7 Colorful Accent 6"/>
     <w:basedOn w:val="TableNormal"/>
     <w:uiPriority w:val="99"/>
